--- a/downloads/documents/05 Materials/Unit 06/Slides/Slides 06.01 - Trace a Food From Farm to Plate.docx
+++ b/downloads/documents/05 Materials/Unit 06/Slides/Slides 06.01 - Trace a Food From Farm to Plate.docx
@@ -809,7 +809,7 @@
     <w:sectPr>
       <w:headerReference w:type="default" r:id="rId9"/>
       <w:pgSz w:w="12240" w:h="15840"/>
-      <w:pgMar w:top="1440" w:bottom="1440" w:left="1440" w:right="1440" w:header="504"/>
+      <w:pgMar w:top="1008" w:bottom="1008" w:left="1008" w:right="1008" w:header="504"/>
     </w:sectPr>
   </w:body>
 </w:document>
